--- a/Барсук/ГОТОВО — Таможня без пошлин, США-Россия 2026.docx
+++ b/Барсук/ГОТОВО — Таможня без пошлин, США-Россия 2026.docx
@@ -42,7 +42,7 @@
           <w:sz w:val="24"/>
           <w:szCs w:val="24"/>
         </w:rPr>
-        <w:t xml:space="preserve">Не платить действительно можно: закон предусматривает для переселенцев два специальных режима. Но включаются они не сами по себе, и мы разберём пять убеждений, из-за которых люди чаще всего теряют право на льготу.</w:t>
+        <w:t xml:space="preserve">Не платить действительно можно: закон предусматривает для переселенцев два специальных режима. Но включаются они не сами по себе, и мы разберём пять убеждений, которые дороже всего обходятся на таможне.</w:t>
       </w:r>
     </w:p>
     <w:p>
@@ -232,7 +232,7 @@
           <w:sz w:val="26"/>
           <w:szCs w:val="26"/>
         </w:rPr>
-        <w:t xml:space="preserve">Миф четвёртый. Контейнер ушёл из порта — дальше не моя забота</w:t>
+        <w:t xml:space="preserve">Миф четвёртый. Контейнер ушёл из американского порта — дальше не моя забота</w:t>
       </w:r>
     </w:p>
     <w:p>
@@ -307,49 +307,49 @@
           <w:sz w:val="26"/>
           <w:szCs w:val="26"/>
         </w:rPr>
-        <w:t xml:space="preserve">Миф пятый. Придётся лететь в порт и стоять на таможне лично</w:t>
-      </w:r>
-    </w:p>
-    <w:p>
-      <w:pPr>
-        <w:spacing w:after="200" w:line="312"/>
-        <w:jc w:val="both"/>
-      </w:pPr>
-      <w:r>
-        <w:rPr>
-          <w:rFonts w:ascii="Times New Roman" w:cs="Times New Roman" w:eastAsia="Times New Roman" w:hAnsi="Times New Roman"/>
-          <w:sz w:val="24"/>
-          <w:szCs w:val="24"/>
-        </w:rPr>
-        <w:t xml:space="preserve">Даже при безупречных документах остаётся фактор выборочного досмотра — стандартная процедура, добавляющая к сроку от 2 до 5 рабочих дней. Для морской отправки цена вопроса выше, чем для фуры: контейнер приходит опломбированным, его вскрытие означает перевалку груза на терминале, а дни простоя оплачивает владелец вещей.</w:t>
-      </w:r>
-    </w:p>
-    <w:p>
-      <w:pPr>
-        <w:spacing w:after="200" w:line="312"/>
-        <w:jc w:val="both"/>
-      </w:pPr>
-      <w:r>
-        <w:rPr>
-          <w:rFonts w:ascii="Times New Roman" w:cs="Times New Roman" w:eastAsia="Times New Roman" w:hAnsi="Times New Roman"/>
-          <w:sz w:val="24"/>
-          <w:szCs w:val="24"/>
-        </w:rPr>
-        <w:t xml:space="preserve">Но присутствовать при этом вам не нужно. Механизм удалённого выпуска передаёт всё общение с инспекторами таможенному представителю, который действует по доверенности. Пока в порту идёт оформление, вы занимаетесь квартирой, школой для детей и остальными делами на новом месте.</w:t>
-      </w:r>
-    </w:p>
-    <w:p>
-      <w:pPr>
-        <w:spacing w:after="200" w:line="312"/>
-        <w:jc w:val="both"/>
-      </w:pPr>
-      <w:r>
-        <w:rPr>
-          <w:rFonts w:ascii="Times New Roman" w:cs="Times New Roman" w:eastAsia="Times New Roman" w:hAnsi="Times New Roman"/>
-          <w:sz w:val="24"/>
-          <w:szCs w:val="24"/>
-        </w:rPr>
-        <w:t xml:space="preserve">Таможня перестаёт быть источником стресса ровно тогда, когда документы проверены заранее, а опись составлена по правилам. Проверить свой пакет и разобрать конкретную ситуацию можно на бесплатной консультации на intrelocations.ru. Один разговор избавляет от споров с инспектором в порту.</w:t>
+        <w:t xml:space="preserve">Миф пятый. Придётся ехать на таможню и присутствовать при досмотре</w:t>
+      </w:r>
+    </w:p>
+    <w:p>
+      <w:pPr>
+        <w:spacing w:after="200" w:line="312"/>
+        <w:jc w:val="both"/>
+      </w:pPr>
+      <w:r>
+        <w:rPr>
+          <w:rFonts w:ascii="Times New Roman" w:cs="Times New Roman" w:eastAsia="Times New Roman" w:hAnsi="Times New Roman"/>
+          <w:sz w:val="24"/>
+          <w:szCs w:val="24"/>
+        </w:rPr>
+        <w:t xml:space="preserve">Даже при безупречных документах остаётся фактор выборочного досмотра — стандартная процедура, добавляющая к сроку от 2 до 5 рабочих дней. Российская таможня оформляет груз после того, как он пересечёт сухопутную границу, и цена вопроса здесь заметная: вскрытие пломбы означает полную выгрузку на терминале, а дни простоя оплачивает владелец вещей.</w:t>
+      </w:r>
+    </w:p>
+    <w:p>
+      <w:pPr>
+        <w:spacing w:after="200" w:line="312"/>
+        <w:jc w:val="both"/>
+      </w:pPr>
+      <w:r>
+        <w:rPr>
+          <w:rFonts w:ascii="Times New Roman" w:cs="Times New Roman" w:eastAsia="Times New Roman" w:hAnsi="Times New Roman"/>
+          <w:sz w:val="24"/>
+          <w:szCs w:val="24"/>
+        </w:rPr>
+        <w:t xml:space="preserve">Но присутствовать при этом вам не нужно. Механизм удалённого выпуска передаёт всё общение с инспекторами таможенному представителю, который действует по доверенности. Пока на терминале идёт оформление, вы занимаетесь квартирой, школой для детей и остальными делами на новом месте.</w:t>
+      </w:r>
+    </w:p>
+    <w:p>
+      <w:pPr>
+        <w:spacing w:after="200" w:line="312"/>
+        <w:jc w:val="both"/>
+      </w:pPr>
+      <w:r>
+        <w:rPr>
+          <w:rFonts w:ascii="Times New Roman" w:cs="Times New Roman" w:eastAsia="Times New Roman" w:hAnsi="Times New Roman"/>
+          <w:sz w:val="24"/>
+          <w:szCs w:val="24"/>
+        </w:rPr>
+        <w:t xml:space="preserve">Таможня перестаёт быть источником стресса ровно тогда, когда документы проверены заранее, а опись составлена по правилам. Проверить свой пакет и разобрать конкретную ситуацию можно на бесплатной консультации на intrelocations.ru. Один разговор избавляет от споров с инспектором на границе.</w:t>
       </w:r>
     </w:p>
     <w:sectPr>

--- a/Барсук/ГОТОВО — Таможня без пошлин, США-Россия 2026.docx
+++ b/Барсук/ГОТОВО — Таможня без пошлин, США-Россия 2026.docx
@@ -28,21 +28,35 @@
           <w:sz w:val="24"/>
           <w:szCs w:val="24"/>
         </w:rPr>
-        <w:t xml:space="preserve">«Вещи мои, не новые, я их несколько лет использовал — какие ещё пошлины?» Это самое частое заблуждение среди тех, кто собирается возвращаться. На деле пошлина при ввозе считается по ставке 30% от стоимости груза, но не менее 4 евро за килограмм, и для обстановки обычной квартиры счёт легко уходит в сотни тысяч рублей.</w:t>
-      </w:r>
-    </w:p>
-    <w:p>
-      <w:pPr>
-        <w:spacing w:after="200" w:line="312"/>
-        <w:jc w:val="both"/>
-      </w:pPr>
-      <w:r>
-        <w:rPr>
-          <w:rFonts w:ascii="Times New Roman" w:cs="Times New Roman" w:eastAsia="Times New Roman" w:hAnsi="Times New Roman"/>
-          <w:sz w:val="24"/>
-          <w:szCs w:val="24"/>
-        </w:rPr>
-        <w:t xml:space="preserve">Не платить действительно можно: закон предусматривает для переселенцев два специальных режима. Но включаются они не сами по себе, и мы разберём пять убеждений, которые дороже всего обходятся на таможне.</w:t>
+        <w:t xml:space="preserve">Ожидание: вещи ваши, ношеные, вы пользовались ими несколько лет — какие тут могут быть пошлины.</w:t>
+      </w:r>
+    </w:p>
+    <w:p>
+      <w:pPr>
+        <w:spacing w:after="200" w:line="312"/>
+        <w:jc w:val="both"/>
+      </w:pPr>
+      <w:r>
+        <w:rPr>
+          <w:rFonts w:ascii="Times New Roman" w:cs="Times New Roman" w:eastAsia="Times New Roman" w:hAnsi="Times New Roman"/>
+          <w:sz w:val="24"/>
+          <w:szCs w:val="24"/>
+        </w:rPr>
+        <w:t xml:space="preserve">Реальность: при ввозе в Россию пошлина считается по ставке 30% от стоимости груза, но не менее 4 евро за килограмм. Для обстановки обычной квартиры это сотни тысяч рублей, и счёт приходит тому, кто не позаботился о бумагах заранее.</w:t>
+      </w:r>
+    </w:p>
+    <w:p>
+      <w:pPr>
+        <w:spacing w:after="200" w:line="312"/>
+        <w:jc w:val="both"/>
+      </w:pPr>
+      <w:r>
+        <w:rPr>
+          <w:rFonts w:ascii="Times New Roman" w:cs="Times New Roman" w:eastAsia="Times New Roman" w:hAnsi="Times New Roman"/>
+          <w:sz w:val="24"/>
+          <w:szCs w:val="24"/>
+        </w:rPr>
+        <w:t xml:space="preserve">Но платят далеко не все. Закон предусматривает два режима, при которых переселенец не отдаёт за ввоз личных вещей ничего. Разберёмся, под какой из них попадаете вы — и что делать, если ни под какой.</w:t>
       </w:r>
     </w:p>
     <w:p>
@@ -57,49 +71,49 @@
           <w:sz w:val="26"/>
           <w:szCs w:val="26"/>
         </w:rPr>
-        <w:t xml:space="preserve">Миф первый. Пошлину платят все, кто везёт вещи из-за границы</w:t>
-      </w:r>
-    </w:p>
-    <w:p>
-      <w:pPr>
-        <w:spacing w:after="200" w:line="312"/>
-        <w:jc w:val="both"/>
-      </w:pPr>
-      <w:r>
-        <w:rPr>
-          <w:rFonts w:ascii="Times New Roman" w:cs="Times New Roman" w:eastAsia="Times New Roman" w:hAnsi="Times New Roman"/>
-          <w:sz w:val="24"/>
-          <w:szCs w:val="24"/>
-        </w:rPr>
-        <w:t xml:space="preserve">Первый и самый выгодный режим — участие в государственной программе по добровольному переселению соотечественников. Этот статус даёт право на беспошлинный ввоз личного имущества без ограничений по весу и общей стоимости: под льготу попадает и мебель, и крупная бытовая техника.</w:t>
-      </w:r>
-    </w:p>
-    <w:p>
-      <w:pPr>
-        <w:spacing w:after="200" w:line="312"/>
-        <w:jc w:val="both"/>
-      </w:pPr>
-      <w:r>
-        <w:rPr>
-          <w:rFonts w:ascii="Times New Roman" w:cs="Times New Roman" w:eastAsia="Times New Roman" w:hAnsi="Times New Roman"/>
-          <w:sz w:val="24"/>
-          <w:szCs w:val="24"/>
-        </w:rPr>
-        <w:t xml:space="preserve">Условие здесь жёсткое — вещи должны принадлежать вам до даты выдачи свидетельства участника. Например, вы получили свидетельство в марте, а в апреле докупили холодильник взамен старого: этот холодильник таможня посчитает отдельно, по общим правилам. Поэтому мы всегда просим клиентов сохранять чеки с датами даже на мелочи.</w:t>
-      </w:r>
-    </w:p>
-    <w:p>
-      <w:pPr>
-        <w:spacing w:after="200" w:line="312"/>
-        <w:jc w:val="both"/>
-      </w:pPr>
-      <w:r>
-        <w:rPr>
-          <w:rFonts w:ascii="Times New Roman" w:cs="Times New Roman" w:eastAsia="Times New Roman" w:hAnsi="Times New Roman"/>
-          <w:sz w:val="24"/>
-          <w:szCs w:val="24"/>
-        </w:rPr>
-        <w:t xml:space="preserve">Второй путь открыт тем, кто прожил в США больше двенадцати месяцев подряд и владеет вещами не менее полугода.</w:t>
+        <w:t xml:space="preserve">Путь первый. Программа переселения соотечественников</w:t>
+      </w:r>
+    </w:p>
+    <w:p>
+      <w:pPr>
+        <w:spacing w:after="200" w:line="312"/>
+        <w:jc w:val="both"/>
+      </w:pPr>
+      <w:r>
+        <w:rPr>
+          <w:rFonts w:ascii="Times New Roman" w:cs="Times New Roman" w:eastAsia="Times New Roman" w:hAnsi="Times New Roman"/>
+          <w:sz w:val="24"/>
+          <w:szCs w:val="24"/>
+        </w:rPr>
+        <w:t xml:space="preserve">Самый выгодный сценарий из возможных. Участник государственной программы по добровольному переселению соотечественников и члены его семьи ввозят личное имущество без ограничений по весу и общей стоимости: под льготу попадает вся обстановка, включая мебель и крупную бытовую технику.</w:t>
+      </w:r>
+    </w:p>
+    <w:p>
+      <w:pPr>
+        <w:spacing w:after="200" w:line="312"/>
+        <w:jc w:val="both"/>
+      </w:pPr>
+      <w:r>
+        <w:rPr>
+          <w:rFonts w:ascii="Times New Roman" w:cs="Times New Roman" w:eastAsia="Times New Roman" w:hAnsi="Times New Roman"/>
+          <w:sz w:val="24"/>
+          <w:szCs w:val="24"/>
+        </w:rPr>
+        <w:t xml:space="preserve">Условие здесь одно, но важное: вещи должны принадлежать вам до даты выдачи свидетельства участника. Всё, что куплено позже, рассматривается по общим правилам, поэтому чеки на крупные покупки имеет смысл хранить вместе с датами.</w:t>
+      </w:r>
+    </w:p>
+    <w:p>
+      <w:pPr>
+        <w:spacing w:after="200" w:line="312"/>
+        <w:jc w:val="both"/>
+      </w:pPr>
+      <w:r>
+        <w:rPr>
+          <w:rFonts w:ascii="Times New Roman" w:cs="Times New Roman" w:eastAsia="Times New Roman" w:hAnsi="Times New Roman"/>
+          <w:sz w:val="24"/>
+          <w:szCs w:val="24"/>
+        </w:rPr>
+        <w:t xml:space="preserve">Если этот путь не ваш, остаётся второй — и он доступен гораздо большему числу людей.</w:t>
       </w:r>
     </w:p>
     <w:p>
@@ -130,51 +144,49 @@
           <w:sz w:val="26"/>
           <w:szCs w:val="26"/>
         </w:rPr>
-        <w:t xml:space="preserve">Миф второй. Прожил в США несколько лет — значит, льгота у меня в кармане</w:t>
-      </w:r>
-    </w:p>
-    <w:p>
-      <w:pPr>
-        <w:spacing w:after="200" w:line="312"/>
-        <w:jc w:val="both"/>
-      </w:pPr>
-      <w:r>
-        <w:rPr>
-          <w:rFonts w:ascii="Times New Roman" w:cs="Times New Roman" w:eastAsia="Times New Roman" w:hAnsi="Times New Roman"/>
-          <w:sz w:val="24"/>
-          <w:szCs w:val="24"/>
-        </w:rPr>
-        <w:t xml:space="preserve">Представьте: вы прожили в Штатах шесть лет, у вас грин-карта, договор аренды, счета за электричество и водительское удостоверение штата. Кажется, доказательств более чем достаточно. Но инспектор не примет ни один из этих документов.</w:t>
-      </w:r>
-    </w:p>
-    <w:p>
-      <w:pPr>
-        <w:spacing w:after="200" w:line="312"/>
-        <w:jc w:val="both"/>
-      </w:pPr>
-      <w:r>
-        <w:rPr>
-          <w:rFonts w:ascii="Times New Roman" w:cs="Times New Roman" w:eastAsia="Times New Roman" w:hAnsi="Times New Roman"/>
-          <w:sz w:val="24"/>
-          <w:szCs w:val="24"/>
-        </w:rPr>
-        <w:t xml:space="preserve">Основание для льготы одно — справка консульского учреждения России в США о сроке пребывания. Косвенные подтверждения таможня рассматривать не вправе, а получить справку после возвращения на родину уже невозможно. Именно поэтому консульскую справку мы ставим первым пунктом в чек-листе и просим заказывать её не в последнюю неделю перед вылетом: запись планируют заранее и закладывают в общий график переезда.</w:t>
-      </w:r>
-    </w:p>
-    <w:p>
-      <w:pPr>
-        <w:spacing w:after="200" w:before="160"/>
-      </w:pPr>
-      <w:r>
-        <w:rPr>
-          <w:rFonts w:ascii="Times New Roman" w:cs="Times New Roman" w:eastAsia="Times New Roman" w:hAnsi="Times New Roman"/>
-          <w:b/>
-          <w:bCs/>
-          <w:color w:val="C00000"/>
-          <w:sz w:val="22"/>
-          <w:szCs w:val="22"/>
-        </w:rPr>
-        <w:t xml:space="preserve">▶️ СЮДА — чем в США подтверждается окончательный отъезд (аналог немецкого Abmeldung) либо строка о том, что вся доказательная нагрузка ложится на консульскую справку</w:t>
+        <w:t xml:space="preserve">Путь второй. Правило одного года</w:t>
+      </w:r>
+    </w:p>
+    <w:p>
+      <w:pPr>
+        <w:spacing w:after="200" w:line="312"/>
+        <w:jc w:val="both"/>
+      </w:pPr>
+      <w:r>
+        <w:rPr>
+          <w:rFonts w:ascii="Times New Roman" w:cs="Times New Roman" w:eastAsia="Times New Roman" w:hAnsi="Times New Roman"/>
+          <w:sz w:val="24"/>
+          <w:szCs w:val="24"/>
+        </w:rPr>
+        <w:t xml:space="preserve">Представьте: вы прожили в США шесть лет. У вас грин-карта, договор аренды, счета за электричество, водительское удостоверение штата. Кажется, доказательств больше чем достаточно — но инспектор не примет ни одну из этих бумаг.</w:t>
+      </w:r>
+    </w:p>
+    <w:p>
+      <w:pPr>
+        <w:spacing w:after="200" w:line="312"/>
+        <w:jc w:val="both"/>
+      </w:pPr>
+      <w:r>
+        <w:rPr>
+          <w:rFonts w:ascii="Times New Roman" w:cs="Times New Roman" w:eastAsia="Times New Roman" w:hAnsi="Times New Roman"/>
+          <w:sz w:val="24"/>
+          <w:szCs w:val="24"/>
+        </w:rPr>
+        <w:t xml:space="preserve">Право на льготу даёт другое: двенадцать месяцев непрерывного проживания за рубежом и владение ввозимыми вещами не менее полугода. А подтверждает его единственный документ — справка консульского учреждения России в США о сроке пребывания. Косвенные доказательства таможня рассматривать не вправе, как бы убедительно они ни выглядели.</w:t>
+      </w:r>
+    </w:p>
+    <w:p>
+      <w:pPr>
+        <w:spacing w:after="200" w:line="312"/>
+        <w:jc w:val="both"/>
+      </w:pPr>
+      <w:r>
+        <w:rPr>
+          <w:rFonts w:ascii="Times New Roman" w:cs="Times New Roman" w:eastAsia="Times New Roman" w:hAnsi="Times New Roman"/>
+          <w:sz w:val="24"/>
+          <w:szCs w:val="24"/>
+        </w:rPr>
+        <w:t xml:space="preserve">Отсюда главное практическое следствие. Получить справку после возвращения на родину невозможно, поэтому мы ставим её первым пунктом в чек-листе и просим заказывать заранее: запись в консульство планируется загодя и закладывается в общий график переезда. Это тот случай, когда одна бумага стоит трети стоимости всех ваших вещей.</w:t>
       </w:r>
     </w:p>
     <w:p>
@@ -189,35 +201,35 @@
           <w:sz w:val="26"/>
           <w:szCs w:val="26"/>
         </w:rPr>
-        <w:t xml:space="preserve">Миф третий. Опись — это формальность, напишу «коробки с личными вещами»</w:t>
-      </w:r>
-    </w:p>
-    <w:p>
-      <w:pPr>
-        <w:spacing w:after="200" w:line="312"/>
-        <w:jc w:val="both"/>
-      </w:pPr>
-      <w:r>
-        <w:rPr>
-          <w:rFonts w:ascii="Times New Roman" w:cs="Times New Roman" w:eastAsia="Times New Roman" w:hAnsi="Times New Roman"/>
-          <w:sz w:val="24"/>
-          <w:szCs w:val="24"/>
-        </w:rPr>
-        <w:t xml:space="preserve">Опыт показывает, что больше половины задержек на границе связаны с ошибками в документах, и опись здесь лидирует с большим отрывом. Инспектор видит формулировку «коробка с личными вещами» и читает её как нераскрытое содержимое — прямой повод назначить досмотр с полной выгрузкой контейнера.</w:t>
-      </w:r>
-    </w:p>
-    <w:p>
-      <w:pPr>
-        <w:spacing w:after="200" w:line="312"/>
-        <w:jc w:val="both"/>
-      </w:pPr>
-      <w:r>
-        <w:rPr>
-          <w:rFonts w:ascii="Times New Roman" w:cs="Times New Roman" w:eastAsia="Times New Roman" w:hAnsi="Times New Roman"/>
-          <w:sz w:val="24"/>
-          <w:szCs w:val="24"/>
-        </w:rPr>
-        <w:t xml:space="preserve">Профессиональная опись выглядит иначе: «одежда б/у, книги, кухонная утварь» — построчно, с весом, оценкой и пометкой о состоянии. Оценку тоже подбирают аккуратно: занизите — рискуете экспертизой, завысите — рискуете пошлиной там, где её могло не быть. Мы проводим аудит описи ещё до того, как первая коробка будет запечатана скотчем.</w:t>
+        <w:t xml:space="preserve">Путь третий. Когда ни один режим не подходит</w:t>
+      </w:r>
+    </w:p>
+    <w:p>
+      <w:pPr>
+        <w:spacing w:after="200" w:line="312"/>
+        <w:jc w:val="both"/>
+      </w:pPr>
+      <w:r>
+        <w:rPr>
+          <w:rFonts w:ascii="Times New Roman" w:cs="Times New Roman" w:eastAsia="Times New Roman" w:hAnsi="Times New Roman"/>
+          <w:sz w:val="24"/>
+          <w:szCs w:val="24"/>
+        </w:rPr>
+        <w:t xml:space="preserve">Тогда груз идёт по общим правилам: 30% от стоимости, но не менее 4 евро за килограмм. Смягчить эту ставку нельзя, зато можно уменьшить то, к чему она применяется — пересмотреть состав груза до упаковки и оставить в США всё, что проще заменить на новом месте.</w:t>
+      </w:r>
+    </w:p>
+    <w:p>
+      <w:pPr>
+        <w:spacing w:after="200" w:line="312"/>
+        <w:jc w:val="both"/>
+      </w:pPr>
+      <w:r>
+        <w:rPr>
+          <w:rFonts w:ascii="Times New Roman" w:cs="Times New Roman" w:eastAsia="Times New Roman" w:hAnsi="Times New Roman"/>
+          <w:sz w:val="24"/>
+          <w:szCs w:val="24"/>
+        </w:rPr>
+        <w:t xml:space="preserve">Но прежде чем соглашаться на такой сценарий, мы всегда советуем проверить условия ещё раз. На практике под правило года попадает больше людей, чем думают: вопрос обычно упирается в отсутствующую справку, о которой человек просто не знал, — сам срок проживания у него уже набран. Проверка занимает один разговор, а разница в деньгах измеряется сотнями тысяч.</w:t>
       </w:r>
     </w:p>
     <w:p>
@@ -232,51 +244,63 @@
           <w:sz w:val="26"/>
           <w:szCs w:val="26"/>
         </w:rPr>
-        <w:t xml:space="preserve">Миф четвёртый. Контейнер ушёл из американского порта — дальше не моя забота</w:t>
-      </w:r>
-    </w:p>
-    <w:p>
-      <w:pPr>
-        <w:spacing w:after="200" w:line="312"/>
-        <w:jc w:val="both"/>
-      </w:pPr>
-      <w:r>
-        <w:rPr>
-          <w:rFonts w:ascii="Times New Roman" w:cs="Times New Roman" w:eastAsia="Times New Roman" w:hAnsi="Times New Roman"/>
-          <w:sz w:val="24"/>
-          <w:szCs w:val="24"/>
-        </w:rPr>
-        <w:t xml:space="preserve">Часть вопросов решается на американской стороне, до погрузки на судно.</w:t>
-      </w:r>
-    </w:p>
-    <w:p>
-      <w:pPr>
-        <w:spacing w:after="200" w:before="160"/>
-      </w:pPr>
-      <w:r>
-        <w:rPr>
-          <w:rFonts w:ascii="Times New Roman" w:cs="Times New Roman" w:eastAsia="Times New Roman" w:hAnsi="Times New Roman"/>
-          <w:b/>
-          <w:bCs/>
-          <w:color w:val="C00000"/>
-          <w:sz w:val="22"/>
-          <w:szCs w:val="22"/>
-        </w:rPr>
-        <w:t xml:space="preserve">▶️ СЮДА — ограничения экспортного контроля США: какие категории вещей реально стопорят на вывозе</w:t>
-      </w:r>
-    </w:p>
-    <w:p>
-      <w:pPr>
-        <w:spacing w:after="200" w:line="312"/>
-        <w:jc w:val="both"/>
-      </w:pPr>
-      <w:r>
-        <w:rPr>
-          <w:rFonts w:ascii="Times New Roman" w:cs="Times New Roman" w:eastAsia="Times New Roman" w:hAnsi="Times New Roman"/>
-          <w:sz w:val="24"/>
-          <w:szCs w:val="24"/>
-        </w:rPr>
-        <w:t xml:space="preserve">Отдельного разрешения требует вывоз картин и антиквариата: оформление занимает недели и задним числом не выдаётся. Ещё одна зона риска — подозрение на «коммерческую партию». Например, вы купили новый ноутбук на распродаже, оставили его в заводской плёнке, а рядом положили ещё два таких же в подарок родственникам. У инспектора возникнет закономерный вопрос: это для себя или на продажу, и доказывать придётся вам.</w:t>
+        <w:t xml:space="preserve">Опись и особые категории. Что решает скорость прохождения границы</w:t>
+      </w:r>
+    </w:p>
+    <w:p>
+      <w:pPr>
+        <w:spacing w:after="200" w:line="312"/>
+        <w:jc w:val="both"/>
+      </w:pPr>
+      <w:r>
+        <w:rPr>
+          <w:rFonts w:ascii="Times New Roman" w:cs="Times New Roman" w:eastAsia="Times New Roman" w:hAnsi="Times New Roman"/>
+          <w:sz w:val="24"/>
+          <w:szCs w:val="24"/>
+        </w:rPr>
+        <w:t xml:space="preserve">Размер пошлины зависит от режима, под который вы попали. А вот скорость прохождения границы определяет совсем другой документ — опись имущества, и путать эти вещи не стоит.</w:t>
+      </w:r>
+    </w:p>
+    <w:p>
+      <w:pPr>
+        <w:spacing w:after="200" w:line="312"/>
+        <w:jc w:val="both"/>
+      </w:pPr>
+      <w:r>
+        <w:rPr>
+          <w:rFonts w:ascii="Times New Roman" w:cs="Times New Roman" w:eastAsia="Times New Roman" w:hAnsi="Times New Roman"/>
+          <w:sz w:val="24"/>
+          <w:szCs w:val="24"/>
+        </w:rPr>
+        <w:t xml:space="preserve">Например, инспектор видит в описи строку «двадцать коробок с личными вещами». Для него это нераскрытое содержимое и прямой повод назначить досмотр с полной выгрузкой, а он добавляет к сроку от 2 до 5 рабочих дней плюс оплату простоя. Рабочая опись выглядит иначе: «одежда б/у, книги, кухонная утварь» — построчно, с весом, оценочной стоимостью и пометкой о состоянии.</w:t>
+      </w:r>
+    </w:p>
+    <w:p>
+      <w:pPr>
+        <w:spacing w:after="200" w:line="312"/>
+        <w:jc w:val="both"/>
+      </w:pPr>
+      <w:r>
+        <w:rPr>
+          <w:rFonts w:ascii="Times New Roman" w:cs="Times New Roman" w:eastAsia="Times New Roman" w:hAnsi="Times New Roman"/>
+          <w:sz w:val="24"/>
+          <w:szCs w:val="24"/>
+        </w:rPr>
+        <w:t xml:space="preserve">Оценку подбирают аккуратно. Занизите — рискуете назначенной экспертизой, завысите — рискуете пошлиной там, где её могло не быть. Мы проводим аудит описи ещё до того, как первая коробка будет запечатана скотчем.</w:t>
+      </w:r>
+    </w:p>
+    <w:p>
+      <w:pPr>
+        <w:spacing w:after="200" w:line="312"/>
+        <w:jc w:val="both"/>
+      </w:pPr>
+      <w:r>
+        <w:rPr>
+          <w:rFonts w:ascii="Times New Roman" w:cs="Times New Roman" w:eastAsia="Times New Roman" w:hAnsi="Times New Roman"/>
+          <w:sz w:val="24"/>
+          <w:szCs w:val="24"/>
+        </w:rPr>
+        <w:t xml:space="preserve">Отдельная категория — картины и антиквариат. На них требуются разрешения, оформление занимает недели и задним числом не выдаётся, поэтому такие вещи мы выносим в отдельный список на этапе планирования.</w:t>
       </w:r>
     </w:p>
     <w:p>
@@ -307,49 +331,49 @@
           <w:sz w:val="26"/>
           <w:szCs w:val="26"/>
         </w:rPr>
-        <w:t xml:space="preserve">Миф пятый. Придётся ехать на таможню и присутствовать при досмотре</w:t>
-      </w:r>
-    </w:p>
-    <w:p>
-      <w:pPr>
-        <w:spacing w:after="200" w:line="312"/>
-        <w:jc w:val="both"/>
-      </w:pPr>
-      <w:r>
-        <w:rPr>
-          <w:rFonts w:ascii="Times New Roman" w:cs="Times New Roman" w:eastAsia="Times New Roman" w:hAnsi="Times New Roman"/>
-          <w:sz w:val="24"/>
-          <w:szCs w:val="24"/>
-        </w:rPr>
-        <w:t xml:space="preserve">Даже при безупречных документах остаётся фактор выборочного досмотра — стандартная процедура, добавляющая к сроку от 2 до 5 рабочих дней. Российская таможня оформляет груз после того, как он пересечёт сухопутную границу, и цена вопроса здесь заметная: вскрытие пломбы означает полную выгрузку на терминале, а дни простоя оплачивает владелец вещей.</w:t>
-      </w:r>
-    </w:p>
-    <w:p>
-      <w:pPr>
-        <w:spacing w:after="200" w:line="312"/>
-        <w:jc w:val="both"/>
-      </w:pPr>
-      <w:r>
-        <w:rPr>
-          <w:rFonts w:ascii="Times New Roman" w:cs="Times New Roman" w:eastAsia="Times New Roman" w:hAnsi="Times New Roman"/>
-          <w:sz w:val="24"/>
-          <w:szCs w:val="24"/>
-        </w:rPr>
-        <w:t xml:space="preserve">Но присутствовать при этом вам не нужно. Механизм удалённого выпуска передаёт всё общение с инспекторами таможенному представителю, который действует по доверенности. Пока на терминале идёт оформление, вы занимаетесь квартирой, школой для детей и остальными делами на новом месте.</w:t>
-      </w:r>
-    </w:p>
-    <w:p>
-      <w:pPr>
-        <w:spacing w:after="200" w:line="312"/>
-        <w:jc w:val="both"/>
-      </w:pPr>
-      <w:r>
-        <w:rPr>
-          <w:rFonts w:ascii="Times New Roman" w:cs="Times New Roman" w:eastAsia="Times New Roman" w:hAnsi="Times New Roman"/>
-          <w:sz w:val="24"/>
-          <w:szCs w:val="24"/>
-        </w:rPr>
-        <w:t xml:space="preserve">Таможня перестаёт быть источником стресса ровно тогда, когда документы проверены заранее, а опись составлена по правилам. Проверить свой пакет и разобрать конкретную ситуацию можно на бесплатной консультации на intrelocations.ru. Один разговор избавляет от споров с инспектором на границе.</w:t>
+        <w:t xml:space="preserve">Удалённый выпуск. Почему вам не нужно ехать на таможню</w:t>
+      </w:r>
+    </w:p>
+    <w:p>
+      <w:pPr>
+        <w:spacing w:after="200" w:line="312"/>
+        <w:jc w:val="both"/>
+      </w:pPr>
+      <w:r>
+        <w:rPr>
+          <w:rFonts w:ascii="Times New Roman" w:cs="Times New Roman" w:eastAsia="Times New Roman" w:hAnsi="Times New Roman"/>
+          <w:sz w:val="24"/>
+          <w:szCs w:val="24"/>
+        </w:rPr>
+        <w:t xml:space="preserve">Российская таможня работает с грузом на наземном терминале, уже после того как он пересечёт сухопутную границу. Даже при безупречных бумагах остаётся фактор выборочного досмотра — это стандартная процедура, и вскрытие пломбы означает полную выгрузку, а дни простоя оплачивает владелец вещей.</w:t>
+      </w:r>
+    </w:p>
+    <w:p>
+      <w:pPr>
+        <w:spacing w:after="200" w:line="312"/>
+        <w:jc w:val="both"/>
+      </w:pPr>
+      <w:r>
+        <w:rPr>
+          <w:rFonts w:ascii="Times New Roman" w:cs="Times New Roman" w:eastAsia="Times New Roman" w:hAnsi="Times New Roman"/>
+          <w:sz w:val="24"/>
+          <w:szCs w:val="24"/>
+        </w:rPr>
+        <w:t xml:space="preserve">Присутствовать при этом вам не нужно. Механизм удалённого выпуска передаёт всё общение с инспекторами таможенному представителю, который действует по доверенности. Пока на терминале идёт оформление, вы занимаетесь квартирой, школой для детей и остальными делами на новом месте.</w:t>
+      </w:r>
+    </w:p>
+    <w:p>
+      <w:pPr>
+        <w:spacing w:after="200" w:line="312"/>
+        <w:jc w:val="both"/>
+      </w:pPr>
+      <w:r>
+        <w:rPr>
+          <w:rFonts w:ascii="Times New Roman" w:cs="Times New Roman" w:eastAsia="Times New Roman" w:hAnsi="Times New Roman"/>
+          <w:sz w:val="24"/>
+          <w:szCs w:val="24"/>
+        </w:rPr>
+        <w:t xml:space="preserve">Разница между нулём и третью стоимости ваших вещей — это несколько документов, и собрать их можно только пока вы в США. Проверить, под какой режим вы попадаете, и получить чек-лист под свою ситуацию можно на бесплатной консультации на intrelocations.ru.</w:t>
       </w:r>
     </w:p>
     <w:sectPr>
